--- a/res/synthetic_fascicoli/fascicoli/fascicolo_sintetico_013/sentenza.docx
+++ b/res/synthetic_fascicoli/fascicoli/fascicolo_sintetico_013/sentenza.docx
@@ -338,7 +338,7 @@
               <w:rStyle w:val="PlaceholderText"/>
               <w:lang w:val="en-US"/>
             </w:rPr>
-            <w:t>180/2025</w:t>
+            <w:t>515/2025</w:t>
           </w:r>
         </w:sdtContent>
       </w:sdt>
@@ -400,7 +400,7 @@
               <w:rStyle w:val="PlaceholderText"/>
               <w:lang w:val="en-US"/>
             </w:rPr>
-            <w:t>Francesca Ana Leoni-Silva, Sara Marini</w:t>
+            <w:t>Mateus Ribeiro-Cardoso</w:t>
           </w:r>
         </w:sdtContent>
       </w:sdt>
@@ -444,7 +444,7 @@
               <w:rStyle w:val="PlaceholderText"/>
               <w:lang w:val="en-US"/>
             </w:rPr>
-            <w:t>Elena Rossi</w:t>
+            <w:t>Juliana Almeida</w:t>
           </w:r>
         </w:sdtContent>
       </w:sdt>
@@ -805,7 +805,7 @@
             <w:rPr>
               <w:rStyle w:val="PlaceholderText"/>
             </w:rPr>
-            <w:t>20-06-2025</w:t>
+            <w:t>02-12-2025</w:t>
           </w:r>
         </w:sdtContent>
       </w:sdt>
@@ -909,7 +909,7 @@
               <w:rStyle w:val="PlaceholderText"/>
               <w:lang w:val="en-US"/>
             </w:rPr>
-            <w:t>Nonostante la regolare notificazione del ricorso, il Ministero dell'Interno non si è costituito.</w:t>
+            <w:t>Il Ministero dell'Interno, tramite l'Avvocatura Distrettuale dello Stato di Brescia, si è costituito in giudizio il 06-12-2025.</w:t>
           </w:r>
         </w:sdtContent>
       </w:sdt>
@@ -1034,7 +1034,7 @@
             <w:rPr>
               <w:rStyle w:val="PlaceholderText"/>
             </w:rPr>
-            <w:t>Elena Maria Rossi</w:t>
+            <w:t>Paulo Paulo Lima</w:t>
           </w:r>
         </w:sdtContent>
       </w:sdt>
@@ -1149,7 +1149,7 @@
               <w:rStyle w:val="PlaceholderText"/>
               <w:lang w:val="en-US"/>
             </w:rPr>
-            <w:t>10-07-1883</w:t>
+            <w:t>31-01-1850</w:t>
           </w:r>
         </w:sdtContent>
       </w:sdt>
@@ -1368,7 +1368,7 @@
               <w:rStyle w:val="PlaceholderText"/>
               <w:lang w:val="en-US"/>
             </w:rPr>
-            <w:t>Linea di discendenza allegata: Elena Maria Rossi -&gt; Luca Bianchi -&gt; Marco Moretti -&gt; Sara Marini -&gt; Francesca Ana Leoni</w:t>
+            <w:t>Linea di discendenza allegata: Paulo Paulo Lima -&gt; Rafael Luis Araujo-Lima -&gt; Renata Silva Araujo-Lima -&gt; Juliana Cardoso -&gt; Mateus Ribeiro-Cardoso</w:t>
           </w:r>
         </w:sdtContent>
       </w:sdt>
@@ -2803,7 +2803,7 @@
               <w:rStyle w:val="PlaceholderText"/>
               <w:lang w:val="en-US"/>
             </w:rPr>
-            <w:t>Di contro, il Ministero dell'Interno non si è costituito.</w:t>
+            <w:t>Di contro, il Ministero dell'Interno si è limitato a evocare l'accertamento di eventuali fattispecie estintive del diritto, senza nemmeno allegarle (né aver provato una richiesta di informazioni all'Autorità Consolare).</w:t>
           </w:r>
         </w:p>
       </w:sdtContent>
@@ -3247,9 +3247,7 @@
               <w:rStyle w:val="PlaceholderText"/>
               <w:lang w:val="en-US"/>
             </w:rPr>
-            <w:t>Francesca Ana Leoni-Silva, nata a Rio de Janeiro il 11-06-2001</w:t>
-            <w:br/>
-            <w:t>Sara Marini, nata a Belo Horizonte il 18-07-1943</w:t>
+            <w:t>Mateus Ribeiro-Cardoso, nato/a a Porto Alegre il 30-01-1932</w:t>
           </w:r>
         </w:p>
       </w:sdtContent>
@@ -3296,7 +3294,7 @@
             <w:rPr>
               <w:rStyle w:val="PlaceholderText"/>
             </w:rPr>
-            <w:t>sono cittadine italiane</w:t>
+            <w:t>è cittadino italiano</w:t>
           </w:r>
         </w:sdtContent>
       </w:sdt>
